--- a/Первичный анализ.docx
+++ b/Первичный анализ.docx
@@ -42,31 +42,7 @@
           <w:color w:val="000000" w:themeColor="text1"/>
           <w:sz w:val="28"/>
         </w:rPr>
-        <w:t>Ветеринарные клиники ведут учёт пациентов</w:t>
-      </w:r>
-      <w:r>
-        <w:rPr>
-          <w:rFonts w:ascii="Times New Roman" w:hAnsi="Times New Roman" w:cs="Times New Roman"/>
-          <w:color w:val="000000" w:themeColor="text1"/>
-          <w:sz w:val="28"/>
-        </w:rPr>
-        <w:t>-животных</w:t>
-      </w:r>
-      <w:r>
-        <w:rPr>
-          <w:rFonts w:ascii="Times New Roman" w:hAnsi="Times New Roman" w:cs="Times New Roman"/>
-          <w:color w:val="000000" w:themeColor="text1"/>
-          <w:sz w:val="28"/>
-        </w:rPr>
-        <w:t xml:space="preserve">, записи приёмов, назначения и финансовые операции вручную или в разрозненных таблицах, что приводит к потере медицинской истории животных, ошибкам в дозировках препаратов и невозможности отслеживать загруженность врачей. Владельцы животных не получают </w:t>
-      </w:r>
-      <w:r>
-        <w:rPr>
-          <w:rFonts w:ascii="Times New Roman" w:hAnsi="Times New Roman" w:cs="Times New Roman"/>
-          <w:color w:val="000000" w:themeColor="text1"/>
-          <w:sz w:val="28"/>
-        </w:rPr>
-        <w:t xml:space="preserve">необходимой информации и </w:t>
+        <w:t xml:space="preserve">Ветеринарные клиники ведут учёт пациентов-животных, записи приёмов, назначения и финансовые операции вручную или в разрозненных таблицах, что приводит к потере медицинской истории животных, ошибкам в дозировках препаратов и невозможности отслеживать загруженность врачей. Владельцы животных не получают необходимой информации и </w:t>
       </w:r>
       <w:proofErr w:type="gramStart"/>
       <w:r>
@@ -84,31 +60,7 @@
           <w:color w:val="000000" w:themeColor="text1"/>
           <w:sz w:val="28"/>
         </w:rPr>
-        <w:t xml:space="preserve"> поблажек</w:t>
-      </w:r>
-      <w:r>
-        <w:rPr>
-          <w:rFonts w:ascii="Times New Roman" w:hAnsi="Times New Roman" w:cs="Times New Roman"/>
-          <w:color w:val="000000" w:themeColor="text1"/>
-          <w:sz w:val="28"/>
-        </w:rPr>
-        <w:t xml:space="preserve"> </w:t>
-      </w:r>
-      <w:r>
-        <w:rPr>
-          <w:rFonts w:ascii="Times New Roman" w:hAnsi="Times New Roman" w:cs="Times New Roman"/>
-          <w:color w:val="000000" w:themeColor="text1"/>
-          <w:sz w:val="28"/>
-        </w:rPr>
-        <w:t>в финансовом плане</w:t>
-      </w:r>
-      <w:r>
-        <w:rPr>
-          <w:rFonts w:ascii="Times New Roman" w:hAnsi="Times New Roman" w:cs="Times New Roman"/>
-          <w:color w:val="000000" w:themeColor="text1"/>
-          <w:sz w:val="28"/>
-        </w:rPr>
-        <w:t xml:space="preserve">, что снижает </w:t>
+        <w:t xml:space="preserve"> поблажек в финансовом плане, что снижает </w:t>
       </w:r>
       <w:proofErr w:type="spellStart"/>
       <w:r>
@@ -763,8 +715,6 @@
         </w:rPr>
         <w:t>незадолго</w:t>
       </w:r>
-      <w:bookmarkStart w:id="0" w:name="_GoBack"/>
-      <w:bookmarkEnd w:id="0"/>
       <w:r>
         <w:rPr>
           <w:rFonts w:ascii="Times New Roman" w:hAnsi="Times New Roman" w:cs="Times New Roman"/>
@@ -802,6 +752,7 @@
           <w:szCs w:val="28"/>
           <w:lang w:eastAsia="ru-RU"/>
         </w:rPr>
+        <w:lastRenderedPageBreak/>
         <w:t>зафиксировать диагноз, назначения и дозировки препаратов в карте прямо во время приёма, чтобы не заполнять документы после;</w:t>
       </w:r>
     </w:p>
@@ -831,7 +782,6 @@
           <w:szCs w:val="28"/>
           <w:lang w:eastAsia="ru-RU"/>
         </w:rPr>
-        <w:lastRenderedPageBreak/>
         <w:t>видеть актуальные остатки нужного препарата на складе при назначении, чтобы не назначать то, чего нет в наличии;</w:t>
       </w:r>
     </w:p>
@@ -1433,16 +1383,7 @@
           <w:sz w:val="28"/>
           <w:szCs w:val="28"/>
         </w:rPr>
-        <w:t>Отправка уведомлений владельцам о записи, отмене и плановых процедурах</w:t>
-      </w:r>
-      <w:r>
-        <w:rPr>
-          <w:rFonts w:ascii="Times New Roman" w:hAnsi="Times New Roman" w:cs="Times New Roman"/>
-          <w:color w:val="000000" w:themeColor="text1"/>
-          <w:sz w:val="28"/>
-          <w:szCs w:val="28"/>
-        </w:rPr>
-        <w:t xml:space="preserve"> (</w:t>
+        <w:t>Отправка уведомлений владельцам о записи, отмене и плановых процедурах (</w:t>
       </w:r>
       <w:r>
         <w:rPr>
@@ -2344,6 +2285,7 @@
           <w:lang w:eastAsia="ru-RU"/>
           <w14:ligatures w14:val="none"/>
         </w:rPr>
+        <w:lastRenderedPageBreak/>
         <w:t>источник: импортируется из накладных при поставке; списание происходит автоматически при фиксации назначения врачом.</w:t>
       </w:r>
     </w:p>
@@ -2372,7 +2314,6 @@
           <w:lang w:eastAsia="ru-RU"/>
           <w14:ligatures w14:val="none"/>
         </w:rPr>
-        <w:lastRenderedPageBreak/>
         <w:t>Финансовые данные:</w:t>
       </w:r>
     </w:p>
@@ -2789,16 +2730,7 @@
                 <w:sz w:val="28"/>
                 <w:szCs w:val="28"/>
               </w:rPr>
-              <w:t xml:space="preserve">. </w:t>
-            </w:r>
-            <w:r>
-              <w:rPr>
-                <w:rFonts w:ascii="Times New Roman" w:hAnsi="Times New Roman" w:cs="Times New Roman"/>
-                <w:color w:val="000000" w:themeColor="text1"/>
-                <w:sz w:val="28"/>
-                <w:szCs w:val="28"/>
-              </w:rPr>
-              <w:t>назначение лечения не тому животному</w:t>
+              <w:t>. назначение лечения не тому животному</w:t>
             </w:r>
           </w:p>
         </w:tc>
@@ -3401,25 +3333,7 @@
           <w:sz w:val="28"/>
           <w:szCs w:val="28"/>
         </w:rPr>
-        <w:t xml:space="preserve">: ФИО, </w:t>
-      </w:r>
-      <w:r>
-        <w:rPr>
-          <w:rFonts w:ascii="Times New Roman" w:hAnsi="Times New Roman" w:cs="Times New Roman"/>
-          <w:color w:val="000000" w:themeColor="text1"/>
-          <w:sz w:val="28"/>
-          <w:szCs w:val="28"/>
-        </w:rPr>
-        <w:t>телефон, адрес владельца являются персональными данными</w:t>
-      </w:r>
-      <w:r>
-        <w:rPr>
-          <w:rFonts w:ascii="Times New Roman" w:hAnsi="Times New Roman" w:cs="Times New Roman"/>
-          <w:color w:val="000000" w:themeColor="text1"/>
-          <w:sz w:val="28"/>
-          <w:szCs w:val="28"/>
-        </w:rPr>
-        <w:t xml:space="preserve">. Требуется согласие на обработку, локализация хранения на территории РФ, уведомление </w:t>
+        <w:t xml:space="preserve">: ФИО, телефон, адрес владельца являются персональными данными. Требуется согласие на обработку, локализация хранения на территории РФ, уведомление </w:t>
       </w:r>
       <w:proofErr w:type="spellStart"/>
       <w:r>
@@ -3472,61 +3386,7 @@
           <w:sz w:val="28"/>
           <w:szCs w:val="28"/>
         </w:rPr>
-        <w:t>: хранение медицинских запи</w:t>
-      </w:r>
-      <w:r>
-        <w:rPr>
-          <w:rFonts w:ascii="Times New Roman" w:hAnsi="Times New Roman" w:cs="Times New Roman"/>
-          <w:color w:val="000000" w:themeColor="text1"/>
-          <w:sz w:val="28"/>
-          <w:szCs w:val="28"/>
-        </w:rPr>
-        <w:t>сей</w:t>
-      </w:r>
-      <w:r>
-        <w:rPr>
-          <w:rFonts w:ascii="Times New Roman" w:hAnsi="Times New Roman" w:cs="Times New Roman"/>
-          <w:color w:val="000000" w:themeColor="text1"/>
-          <w:sz w:val="28"/>
-          <w:szCs w:val="28"/>
-        </w:rPr>
-        <w:t xml:space="preserve"> не менее 5 лет. Оборот рецептурных </w:t>
-      </w:r>
-      <w:r>
-        <w:rPr>
-          <w:rFonts w:ascii="Times New Roman" w:hAnsi="Times New Roman" w:cs="Times New Roman"/>
-          <w:color w:val="000000" w:themeColor="text1"/>
-          <w:sz w:val="28"/>
-          <w:szCs w:val="28"/>
-        </w:rPr>
-        <w:t>и сильнодействующих препаратов сопровождается строгим журнальным</w:t>
-      </w:r>
-      <w:r>
-        <w:rPr>
-          <w:rFonts w:ascii="Times New Roman" w:hAnsi="Times New Roman" w:cs="Times New Roman"/>
-          <w:color w:val="000000" w:themeColor="text1"/>
-          <w:sz w:val="28"/>
-          <w:szCs w:val="28"/>
-        </w:rPr>
-        <w:t xml:space="preserve"> учёт</w:t>
-      </w:r>
-      <w:r>
-        <w:rPr>
-          <w:rFonts w:ascii="Times New Roman" w:hAnsi="Times New Roman" w:cs="Times New Roman"/>
-          <w:color w:val="000000" w:themeColor="text1"/>
-          <w:sz w:val="28"/>
-          <w:szCs w:val="28"/>
-        </w:rPr>
-        <w:t>ом</w:t>
-      </w:r>
-      <w:r>
-        <w:rPr>
-          <w:rFonts w:ascii="Times New Roman" w:hAnsi="Times New Roman" w:cs="Times New Roman"/>
-          <w:color w:val="000000" w:themeColor="text1"/>
-          <w:sz w:val="28"/>
-          <w:szCs w:val="28"/>
-        </w:rPr>
-        <w:t>.</w:t>
+        <w:t>: хранение медицинских записей не менее 5 лет. Оборот рецептурных и сильнодействующих препаратов сопровождается строгим журнальным учётом.</w:t>
       </w:r>
     </w:p>
     <w:p>
@@ -3559,25 +3419,7 @@
           <w:sz w:val="28"/>
           <w:szCs w:val="28"/>
         </w:rPr>
-        <w:t>: все платежи должны проходить через зарегистри</w:t>
-      </w:r>
-      <w:r>
-        <w:rPr>
-          <w:rFonts w:ascii="Times New Roman" w:hAnsi="Times New Roman" w:cs="Times New Roman"/>
-          <w:color w:val="000000" w:themeColor="text1"/>
-          <w:sz w:val="28"/>
-          <w:szCs w:val="28"/>
-        </w:rPr>
-        <w:t xml:space="preserve">рованную кассу; онлайн-оплата проходит </w:t>
-      </w:r>
-      <w:r>
-        <w:rPr>
-          <w:rFonts w:ascii="Times New Roman" w:hAnsi="Times New Roman" w:cs="Times New Roman"/>
-          <w:color w:val="000000" w:themeColor="text1"/>
-          <w:sz w:val="28"/>
-          <w:szCs w:val="28"/>
-        </w:rPr>
-        <w:t>через подключённый ОФД.</w:t>
+        <w:t>: все платежи должны проходить через зарегистрированную кассу; онлайн-оплата проходит через подключённый ОФД.</w:t>
       </w:r>
     </w:p>
     <w:p>
@@ -4163,6 +4005,12 @@
       </w:pPr>
     </w:p>
     <w:sectPr>
+      <w:headerReference w:type="even" r:id="rId8"/>
+      <w:headerReference w:type="default" r:id="rId9"/>
+      <w:footerReference w:type="even" r:id="rId10"/>
+      <w:footerReference w:type="default" r:id="rId11"/>
+      <w:headerReference w:type="first" r:id="rId12"/>
+      <w:footerReference w:type="first" r:id="rId13"/>
       <w:pgSz w:w="11906" w:h="16838"/>
       <w:pgMar w:top="1134" w:right="850" w:bottom="1134" w:left="1701" w:header="708" w:footer="708" w:gutter="0"/>
       <w:cols w:space="708"/>
@@ -4170,6 +4018,153 @@
     </w:sectPr>
   </w:body>
 </w:document>
+</file>
+
+<file path=word/endnotes.xml><?xml version="1.0" encoding="utf-8"?>
+<w:endnotes xmlns:wpc="http://schemas.microsoft.com/office/word/2010/wordprocessingCanvas" xmlns:cx="http://schemas.microsoft.com/office/drawing/2014/chartex" xmlns:mc="http://schemas.openxmlformats.org/markup-compatibility/2006" xmlns:o="urn:schemas-microsoft-com:office:office" xmlns:r="http://schemas.openxmlformats.org/officeDocument/2006/relationships" xmlns:m="http://schemas.openxmlformats.org/officeDocument/2006/math" xmlns:v="urn:schemas-microsoft-com:vml" xmlns:wp14="http://schemas.microsoft.com/office/word/2010/wordprocessingDrawing" xmlns:wp="http://schemas.openxmlformats.org/drawingml/2006/wordprocessingDrawing" xmlns:w10="urn:schemas-microsoft-com:office:word" xmlns:w="http://schemas.openxmlformats.org/wordprocessingml/2006/main" xmlns:w14="http://schemas.microsoft.com/office/word/2010/wordml" xmlns:w15="http://schemas.microsoft.com/office/word/2012/wordml" xmlns:w16se="http://schemas.microsoft.com/office/word/2015/wordml/symex" xmlns:wpg="http://schemas.microsoft.com/office/word/2010/wordprocessingGroup" xmlns:wpi="http://schemas.microsoft.com/office/word/2010/wordprocessingInk" xmlns:wne="http://schemas.microsoft.com/office/word/2006/wordml" xmlns:wps="http://schemas.microsoft.com/office/word/2010/wordprocessingShape" mc:Ignorable="w14 w15 w16se wp14">
+  <w:endnote w:type="separator" w:id="-1">
+    <w:p>
+      <w:pPr>
+        <w:spacing w:after="0" w:line="240" w:lineRule="auto"/>
+      </w:pPr>
+      <w:r>
+        <w:separator/>
+      </w:r>
+    </w:p>
+  </w:endnote>
+  <w:endnote w:type="continuationSeparator" w:id="0">
+    <w:p>
+      <w:pPr>
+        <w:spacing w:after="0" w:line="240" w:lineRule="auto"/>
+      </w:pPr>
+      <w:r>
+        <w:continuationSeparator/>
+      </w:r>
+    </w:p>
+  </w:endnote>
+</w:endnotes>
+</file>
+
+<file path=word/footer1.xml><?xml version="1.0" encoding="utf-8"?>
+<w:ftr xmlns:wpc="http://schemas.microsoft.com/office/word/2010/wordprocessingCanvas" xmlns:cx="http://schemas.microsoft.com/office/drawing/2014/chartex" xmlns:mc="http://schemas.openxmlformats.org/markup-compatibility/2006" xmlns:o="urn:schemas-microsoft-com:office:office" xmlns:r="http://schemas.openxmlformats.org/officeDocument/2006/relationships" xmlns:m="http://schemas.openxmlformats.org/officeDocument/2006/math" xmlns:v="urn:schemas-microsoft-com:vml" xmlns:wp14="http://schemas.microsoft.com/office/word/2010/wordprocessingDrawing" xmlns:wp="http://schemas.openxmlformats.org/drawingml/2006/wordprocessingDrawing" xmlns:w10="urn:schemas-microsoft-com:office:word" xmlns:w="http://schemas.openxmlformats.org/wordprocessingml/2006/main" xmlns:w14="http://schemas.microsoft.com/office/word/2010/wordml" xmlns:w15="http://schemas.microsoft.com/office/word/2012/wordml" xmlns:w16se="http://schemas.microsoft.com/office/word/2015/wordml/symex" xmlns:wpg="http://schemas.microsoft.com/office/word/2010/wordprocessingGroup" xmlns:wpi="http://schemas.microsoft.com/office/word/2010/wordprocessingInk" xmlns:wne="http://schemas.microsoft.com/office/word/2006/wordml" xmlns:wps="http://schemas.microsoft.com/office/word/2010/wordprocessingShape" mc:Ignorable="w14 w15 w16se wp14">
+  <w:p>
+    <w:pPr>
+      <w:pStyle w:val="aa"/>
+    </w:pPr>
+  </w:p>
+</w:ftr>
+</file>
+
+<file path=word/footer2.xml><?xml version="1.0" encoding="utf-8"?>
+<w:ftr xmlns:wpc="http://schemas.microsoft.com/office/word/2010/wordprocessingCanvas" xmlns:cx="http://schemas.microsoft.com/office/drawing/2014/chartex" xmlns:mc="http://schemas.openxmlformats.org/markup-compatibility/2006" xmlns:o="urn:schemas-microsoft-com:office:office" xmlns:r="http://schemas.openxmlformats.org/officeDocument/2006/relationships" xmlns:m="http://schemas.openxmlformats.org/officeDocument/2006/math" xmlns:v="urn:schemas-microsoft-com:vml" xmlns:wp14="http://schemas.microsoft.com/office/word/2010/wordprocessingDrawing" xmlns:wp="http://schemas.openxmlformats.org/drawingml/2006/wordprocessingDrawing" xmlns:w10="urn:schemas-microsoft-com:office:word" xmlns:w="http://schemas.openxmlformats.org/wordprocessingml/2006/main" xmlns:w14="http://schemas.microsoft.com/office/word/2010/wordml" xmlns:w15="http://schemas.microsoft.com/office/word/2012/wordml" xmlns:w16se="http://schemas.microsoft.com/office/word/2015/wordml/symex" xmlns:wpg="http://schemas.microsoft.com/office/word/2010/wordprocessingGroup" xmlns:wpi="http://schemas.microsoft.com/office/word/2010/wordprocessingInk" xmlns:wne="http://schemas.microsoft.com/office/word/2006/wordml" xmlns:wps="http://schemas.microsoft.com/office/word/2010/wordprocessingShape" mc:Ignorable="w14 w15 w16se wp14">
+  <w:sdt>
+    <w:sdtPr>
+      <w:id w:val="-183442149"/>
+      <w:docPartObj>
+        <w:docPartGallery w:val="Page Numbers (Bottom of Page)"/>
+        <w:docPartUnique/>
+      </w:docPartObj>
+    </w:sdtPr>
+    <w:sdtContent>
+      <w:bookmarkStart w:id="0" w:name="_GoBack" w:displacedByCustomXml="prev"/>
+      <w:bookmarkEnd w:id="0" w:displacedByCustomXml="prev"/>
+      <w:p>
+        <w:pPr>
+          <w:pStyle w:val="aa"/>
+          <w:jc w:val="center"/>
+        </w:pPr>
+        <w:r>
+          <w:fldChar w:fldCharType="begin"/>
+        </w:r>
+        <w:r>
+          <w:instrText>PAGE   \* MERGEFORMAT</w:instrText>
+        </w:r>
+        <w:r>
+          <w:fldChar w:fldCharType="separate"/>
+        </w:r>
+        <w:r>
+          <w:rPr>
+            <w:noProof/>
+          </w:rPr>
+          <w:t>8</w:t>
+        </w:r>
+        <w:r>
+          <w:fldChar w:fldCharType="end"/>
+        </w:r>
+      </w:p>
+    </w:sdtContent>
+  </w:sdt>
+  <w:p>
+    <w:pPr>
+      <w:pStyle w:val="aa"/>
+    </w:pPr>
+  </w:p>
+</w:ftr>
+</file>
+
+<file path=word/footer3.xml><?xml version="1.0" encoding="utf-8"?>
+<w:ftr xmlns:wpc="http://schemas.microsoft.com/office/word/2010/wordprocessingCanvas" xmlns:cx="http://schemas.microsoft.com/office/drawing/2014/chartex" xmlns:mc="http://schemas.openxmlformats.org/markup-compatibility/2006" xmlns:o="urn:schemas-microsoft-com:office:office" xmlns:r="http://schemas.openxmlformats.org/officeDocument/2006/relationships" xmlns:m="http://schemas.openxmlformats.org/officeDocument/2006/math" xmlns:v="urn:schemas-microsoft-com:vml" xmlns:wp14="http://schemas.microsoft.com/office/word/2010/wordprocessingDrawing" xmlns:wp="http://schemas.openxmlformats.org/drawingml/2006/wordprocessingDrawing" xmlns:w10="urn:schemas-microsoft-com:office:word" xmlns:w="http://schemas.openxmlformats.org/wordprocessingml/2006/main" xmlns:w14="http://schemas.microsoft.com/office/word/2010/wordml" xmlns:w15="http://schemas.microsoft.com/office/word/2012/wordml" xmlns:w16se="http://schemas.microsoft.com/office/word/2015/wordml/symex" xmlns:wpg="http://schemas.microsoft.com/office/word/2010/wordprocessingGroup" xmlns:wpi="http://schemas.microsoft.com/office/word/2010/wordprocessingInk" xmlns:wne="http://schemas.microsoft.com/office/word/2006/wordml" xmlns:wps="http://schemas.microsoft.com/office/word/2010/wordprocessingShape" mc:Ignorable="w14 w15 w16se wp14">
+  <w:p>
+    <w:pPr>
+      <w:pStyle w:val="aa"/>
+    </w:pPr>
+  </w:p>
+</w:ftr>
+</file>
+
+<file path=word/footnotes.xml><?xml version="1.0" encoding="utf-8"?>
+<w:footnotes xmlns:wpc="http://schemas.microsoft.com/office/word/2010/wordprocessingCanvas" xmlns:cx="http://schemas.microsoft.com/office/drawing/2014/chartex" xmlns:mc="http://schemas.openxmlformats.org/markup-compatibility/2006" xmlns:o="urn:schemas-microsoft-com:office:office" xmlns:r="http://schemas.openxmlformats.org/officeDocument/2006/relationships" xmlns:m="http://schemas.openxmlformats.org/officeDocument/2006/math" xmlns:v="urn:schemas-microsoft-com:vml" xmlns:wp14="http://schemas.microsoft.com/office/word/2010/wordprocessingDrawing" xmlns:wp="http://schemas.openxmlformats.org/drawingml/2006/wordprocessingDrawing" xmlns:w10="urn:schemas-microsoft-com:office:word" xmlns:w="http://schemas.openxmlformats.org/wordprocessingml/2006/main" xmlns:w14="http://schemas.microsoft.com/office/word/2010/wordml" xmlns:w15="http://schemas.microsoft.com/office/word/2012/wordml" xmlns:w16se="http://schemas.microsoft.com/office/word/2015/wordml/symex" xmlns:wpg="http://schemas.microsoft.com/office/word/2010/wordprocessingGroup" xmlns:wpi="http://schemas.microsoft.com/office/word/2010/wordprocessingInk" xmlns:wne="http://schemas.microsoft.com/office/word/2006/wordml" xmlns:wps="http://schemas.microsoft.com/office/word/2010/wordprocessingShape" mc:Ignorable="w14 w15 w16se wp14">
+  <w:footnote w:type="separator" w:id="-1">
+    <w:p>
+      <w:pPr>
+        <w:spacing w:after="0" w:line="240" w:lineRule="auto"/>
+      </w:pPr>
+      <w:r>
+        <w:separator/>
+      </w:r>
+    </w:p>
+  </w:footnote>
+  <w:footnote w:type="continuationSeparator" w:id="0">
+    <w:p>
+      <w:pPr>
+        <w:spacing w:after="0" w:line="240" w:lineRule="auto"/>
+      </w:pPr>
+      <w:r>
+        <w:continuationSeparator/>
+      </w:r>
+    </w:p>
+  </w:footnote>
+</w:footnotes>
+</file>
+
+<file path=word/header1.xml><?xml version="1.0" encoding="utf-8"?>
+<w:hdr xmlns:wpc="http://schemas.microsoft.com/office/word/2010/wordprocessingCanvas" xmlns:cx="http://schemas.microsoft.com/office/drawing/2014/chartex" xmlns:mc="http://schemas.openxmlformats.org/markup-compatibility/2006" xmlns:o="urn:schemas-microsoft-com:office:office" xmlns:r="http://schemas.openxmlformats.org/officeDocument/2006/relationships" xmlns:m="http://schemas.openxmlformats.org/officeDocument/2006/math" xmlns:v="urn:schemas-microsoft-com:vml" xmlns:wp14="http://schemas.microsoft.com/office/word/2010/wordprocessingDrawing" xmlns:wp="http://schemas.openxmlformats.org/drawingml/2006/wordprocessingDrawing" xmlns:w10="urn:schemas-microsoft-com:office:word" xmlns:w="http://schemas.openxmlformats.org/wordprocessingml/2006/main" xmlns:w14="http://schemas.microsoft.com/office/word/2010/wordml" xmlns:w15="http://schemas.microsoft.com/office/word/2012/wordml" xmlns:w16se="http://schemas.microsoft.com/office/word/2015/wordml/symex" xmlns:wpg="http://schemas.microsoft.com/office/word/2010/wordprocessingGroup" xmlns:wpi="http://schemas.microsoft.com/office/word/2010/wordprocessingInk" xmlns:wne="http://schemas.microsoft.com/office/word/2006/wordml" xmlns:wps="http://schemas.microsoft.com/office/word/2010/wordprocessingShape" mc:Ignorable="w14 w15 w16se wp14">
+  <w:p>
+    <w:pPr>
+      <w:pStyle w:val="a8"/>
+    </w:pPr>
+  </w:p>
+</w:hdr>
+</file>
+
+<file path=word/header2.xml><?xml version="1.0" encoding="utf-8"?>
+<w:hdr xmlns:wpc="http://schemas.microsoft.com/office/word/2010/wordprocessingCanvas" xmlns:cx="http://schemas.microsoft.com/office/drawing/2014/chartex" xmlns:mc="http://schemas.openxmlformats.org/markup-compatibility/2006" xmlns:o="urn:schemas-microsoft-com:office:office" xmlns:r="http://schemas.openxmlformats.org/officeDocument/2006/relationships" xmlns:m="http://schemas.openxmlformats.org/officeDocument/2006/math" xmlns:v="urn:schemas-microsoft-com:vml" xmlns:wp14="http://schemas.microsoft.com/office/word/2010/wordprocessingDrawing" xmlns:wp="http://schemas.openxmlformats.org/drawingml/2006/wordprocessingDrawing" xmlns:w10="urn:schemas-microsoft-com:office:word" xmlns:w="http://schemas.openxmlformats.org/wordprocessingml/2006/main" xmlns:w14="http://schemas.microsoft.com/office/word/2010/wordml" xmlns:w15="http://schemas.microsoft.com/office/word/2012/wordml" xmlns:w16se="http://schemas.microsoft.com/office/word/2015/wordml/symex" xmlns:wpg="http://schemas.microsoft.com/office/word/2010/wordprocessingGroup" xmlns:wpi="http://schemas.microsoft.com/office/word/2010/wordprocessingInk" xmlns:wne="http://schemas.microsoft.com/office/word/2006/wordml" xmlns:wps="http://schemas.microsoft.com/office/word/2010/wordprocessingShape" mc:Ignorable="w14 w15 w16se wp14">
+  <w:p>
+    <w:pPr>
+      <w:pStyle w:val="a8"/>
+    </w:pPr>
+  </w:p>
+</w:hdr>
+</file>
+
+<file path=word/header3.xml><?xml version="1.0" encoding="utf-8"?>
+<w:hdr xmlns:wpc="http://schemas.microsoft.com/office/word/2010/wordprocessingCanvas" xmlns:cx="http://schemas.microsoft.com/office/drawing/2014/chartex" xmlns:mc="http://schemas.openxmlformats.org/markup-compatibility/2006" xmlns:o="urn:schemas-microsoft-com:office:office" xmlns:r="http://schemas.openxmlformats.org/officeDocument/2006/relationships" xmlns:m="http://schemas.openxmlformats.org/officeDocument/2006/math" xmlns:v="urn:schemas-microsoft-com:vml" xmlns:wp14="http://schemas.microsoft.com/office/word/2010/wordprocessingDrawing" xmlns:wp="http://schemas.openxmlformats.org/drawingml/2006/wordprocessingDrawing" xmlns:w10="urn:schemas-microsoft-com:office:word" xmlns:w="http://schemas.openxmlformats.org/wordprocessingml/2006/main" xmlns:w14="http://schemas.microsoft.com/office/word/2010/wordml" xmlns:w15="http://schemas.microsoft.com/office/word/2012/wordml" xmlns:w16se="http://schemas.microsoft.com/office/word/2015/wordml/symex" xmlns:wpg="http://schemas.microsoft.com/office/word/2010/wordprocessingGroup" xmlns:wpi="http://schemas.microsoft.com/office/word/2010/wordprocessingInk" xmlns:wne="http://schemas.microsoft.com/office/word/2006/wordml" xmlns:wps="http://schemas.microsoft.com/office/word/2010/wordprocessingShape" mc:Ignorable="w14 w15 w16se wp14">
+  <w:p>
+    <w:pPr>
+      <w:pStyle w:val="a8"/>
+    </w:pPr>
+  </w:p>
+</w:hdr>
 </file>
 
 <file path=word/numbering.xml><?xml version="1.0" encoding="utf-8"?>
@@ -8539,6 +8534,50 @@
       <w:iCs/>
     </w:rPr>
   </w:style>
+  <w:style w:type="paragraph" w:styleId="a8">
+    <w:name w:val="header"/>
+    <w:basedOn w:val="a"/>
+    <w:link w:val="a9"/>
+    <w:uiPriority w:val="99"/>
+    <w:unhideWhenUsed/>
+    <w:rsid w:val="00F64D55"/>
+    <w:pPr>
+      <w:tabs>
+        <w:tab w:val="center" w:pos="4677"/>
+        <w:tab w:val="right" w:pos="9355"/>
+      </w:tabs>
+      <w:spacing w:after="0" w:line="240" w:lineRule="auto"/>
+    </w:pPr>
+  </w:style>
+  <w:style w:type="character" w:customStyle="1" w:styleId="a9">
+    <w:name w:val="Верхний колонтитул Знак"/>
+    <w:basedOn w:val="a0"/>
+    <w:link w:val="a8"/>
+    <w:uiPriority w:val="99"/>
+    <w:rsid w:val="00F64D55"/>
+  </w:style>
+  <w:style w:type="paragraph" w:styleId="aa">
+    <w:name w:val="footer"/>
+    <w:basedOn w:val="a"/>
+    <w:link w:val="ab"/>
+    <w:uiPriority w:val="99"/>
+    <w:unhideWhenUsed/>
+    <w:rsid w:val="00F64D55"/>
+    <w:pPr>
+      <w:tabs>
+        <w:tab w:val="center" w:pos="4677"/>
+        <w:tab w:val="right" w:pos="9355"/>
+      </w:tabs>
+      <w:spacing w:after="0" w:line="240" w:lineRule="auto"/>
+    </w:pPr>
+  </w:style>
+  <w:style w:type="character" w:customStyle="1" w:styleId="ab">
+    <w:name w:val="Нижний колонтитул Знак"/>
+    <w:basedOn w:val="a0"/>
+    <w:link w:val="aa"/>
+    <w:uiPriority w:val="99"/>
+    <w:rsid w:val="00F64D55"/>
+  </w:style>
 </w:styles>
 </file>
 
@@ -8835,4 +8874,16 @@
     </a:ext>
   </a:extLst>
 </a:theme>
+</file>
+
+<file path=customXml/item1.xml><?xml version="1.0" encoding="utf-8"?>
+<b:Sources xmlns:b="http://schemas.openxmlformats.org/officeDocument/2006/bibliography" xmlns="http://schemas.openxmlformats.org/officeDocument/2006/bibliography" SelectedStyle="\APASixthEditionOfficeOnline.xsl" StyleName="APA" Version="6"/>
+</file>
+
+<file path=customXml/itemProps1.xml><?xml version="1.0" encoding="utf-8"?>
+<ds:datastoreItem xmlns:ds="http://schemas.openxmlformats.org/officeDocument/2006/customXml" ds:itemID="{6D516787-3A6F-49FA-91C3-37B08A9B0BA8}">
+  <ds:schemaRefs>
+    <ds:schemaRef ds:uri="http://schemas.openxmlformats.org/officeDocument/2006/bibliography"/>
+  </ds:schemaRefs>
+</ds:datastoreItem>
 </file>